--- a/equip_rca/word/Equip cohort LTR RCA.docx
+++ b/equip_rca/word/Equip cohort LTR RCA.docx
@@ -1157,7 +1157,7 @@
           <w:i w:val="false"/>
           <w:iCs w:val="false"/>
         </w:rPr>
-        <w:t xml:space="preserve">3. Which source table — and why it mattered more than expected</w:t>
+        <w:t xml:space="preserve">3. The baseline we build on — and a gap we never explained</w:t>
       </w:r>
     </w:p>
     <w:p>
@@ -1181,7 +1181,7 @@
           <w:i w:val="false"/>
           <w:iCs w:val="false"/>
         </w:rPr>
-        <w:t xml:space="preserve">There are two candidate sources and they do </w:t>
+        <w:t xml:space="preserve">Two ways of building the same measure, and they do </w:t>
       </w:r>
       <w:r>
         <w:rPr>
@@ -1245,8 +1245,10 @@
               <w:rPr>
                 <w:b/>
                 <w:bCs/>
-              </w:rPr>
-              <w:t xml:space="preserve"/>
+                <w:i w:val="false"/>
+                <w:iCs w:val="false"/>
+              </w:rPr>
+              <w:t xml:space="preserve">built from</w:t>
             </w:r>
           </w:p>
         </w:tc>
@@ -1468,7 +1470,7 @@
           <w:i w:val="false"/>
           <w:iCs w:val="false"/>
         </w:rPr>
-        <w:t xml:space="preserve"> and carried an unexplained </w:t>
+        <w:t xml:space="preserve"> and carried a </w:t>
       </w:r>
       <w:r>
         <w:rPr>
@@ -1484,7 +1486,7 @@
           <w:i w:val="false"/>
           <w:iCs w:val="false"/>
         </w:rPr>
-        <w:t xml:space="preserve">, which I repeatedly told the team to accept as noise. It was not noise — it was the wrong table. </w:t>
+        <w:t xml:space="preserve">, which I repeatedly told the team to accept as noise. It is not noise, and the </w:t>
       </w:r>
       <w:r>
         <w:rPr>
@@ -1501,7 +1503,579 @@
           <w:i w:val="false"/>
           <w:iCs w:val="false"/>
         </w:rPr>
-        <w:t xml:space="preserve"> applies </w:t>
+        <w:t xml:space="preserve"> build is clearly the better baseline.</w:t>
+      </w:r>
+    </w:p>
+    <w:p>
+      <w:pPr>
+        <w:spacing w:after="140" w:before="0" w:line="276"/>
+      </w:pPr>
+      <w:r>
+        <w:rPr>
+          <w:b/>
+          <w:bCs/>
+          <w:i w:val="false"/>
+          <w:iCs w:val="false"/>
+        </w:rPr>
+        <w:t xml:space="preserve">But we never established </w:t>
+      </w:r>
+      <w:r>
+        <w:rPr>
+          <w:b/>
+          <w:bCs/>
+          <w:i/>
+          <w:iCs/>
+        </w:rPr>
+        <w:t xml:space="preserve">why</w:t>
+      </w:r>
+      <w:r>
+        <w:rPr>
+          <w:b/>
+          <w:bCs/>
+          <w:i w:val="false"/>
+          <w:iCs w:val="false"/>
+        </w:rPr>
+        <w:t xml:space="preserve">, and it is not safe to call this a property of the tables.</w:t>
+      </w:r>
+      <w:r>
+        <w:rPr>
+          <w:i w:val="false"/>
+          <w:iCs w:val="false"/>
+        </w:rPr>
+        <w:t xml:space="preserve"> The two sets of runs differ in three ways at once, so the gap cannot be attributed to the table choice:</w:t>
+      </w:r>
+    </w:p>
+    <w:tbl>
+      <w:tblPr>
+        <w:tblW w:type="dxa" w:w="9360"/>
+        <w:tblBorders>
+          <w:top w:val="single" w:color="auto" w:sz="4"/>
+          <w:left w:val="single" w:color="auto" w:sz="4"/>
+          <w:bottom w:val="single" w:color="auto" w:sz="4"/>
+          <w:right w:val="single" w:color="auto" w:sz="4"/>
+          <w:insideH w:val="single" w:color="auto" w:sz="4"/>
+          <w:insideV w:val="single" w:color="auto" w:sz="4"/>
+        </w:tblBorders>
+      </w:tblPr>
+      <w:tblGrid>
+        <w:gridCol w:w="1194"/>
+        <w:gridCol w:w="4082"/>
+        <w:gridCol w:w="4084"/>
+      </w:tblGrid>
+      <w:tr>
+        <w:trPr>
+          <w:tblHeader/>
+        </w:trPr>
+        <w:tc>
+          <w:tcPr>
+            <w:tcW w:type="dxa" w:w="1194"/>
+            <w:tcBorders>
+              <w:top w:val="single" w:color="D4D4D8" w:sz="2"/>
+              <w:left w:val="single" w:color="D4D4D8" w:sz="2"/>
+              <w:bottom w:val="single" w:color="D4D4D8" w:sz="2"/>
+              <w:right w:val="single" w:color="D4D4D8" w:sz="2"/>
+            </w:tcBorders>
+            <w:shd w:fill="EFEFF1" w:val="clear"/>
+            <w:tcMar>
+              <w:top w:type="dxa" w:w="60"/>
+              <w:left w:type="dxa" w:w="100"/>
+              <w:bottom w:type="dxa" w:w="60"/>
+              <w:right w:type="dxa" w:w="100"/>
+            </w:tcMar>
+          </w:tcPr>
+          <w:p>
+            <w:pPr>
+              <w:spacing w:after="0" w:before="0"/>
+            </w:pPr>
+            <w:r>
+              <w:rPr>
+                <w:b/>
+                <w:bCs/>
+              </w:rPr>
+              <w:t xml:space="preserve"/>
+            </w:r>
+          </w:p>
+        </w:tc>
+        <w:tc>
+          <w:tcPr>
+            <w:tcW w:type="dxa" w:w="4082"/>
+            <w:tcBorders>
+              <w:top w:val="single" w:color="D4D4D8" w:sz="2"/>
+              <w:left w:val="single" w:color="D4D4D8" w:sz="2"/>
+              <w:bottom w:val="single" w:color="D4D4D8" w:sz="2"/>
+              <w:right w:val="single" w:color="D4D4D8" w:sz="2"/>
+            </w:tcBorders>
+            <w:shd w:fill="EFEFF1" w:val="clear"/>
+            <w:tcMar>
+              <w:top w:type="dxa" w:w="60"/>
+              <w:left w:type="dxa" w:w="100"/>
+              <w:bottom w:type="dxa" w:w="60"/>
+              <w:right w:type="dxa" w:w="100"/>
+            </w:tcMar>
+          </w:tcPr>
+          <w:p>
+            <w:pPr>
+              <w:spacing w:after="0" w:before="0"/>
+            </w:pPr>
+            <w:r>
+              <w:rPr>
+                <w:b/>
+                <w:bCs/>
+                <w:i w:val="false"/>
+                <w:iCs w:val="false"/>
+              </w:rPr>
+              <w:t xml:space="preserve">the </w:t>
+            </w:r>
+            <w:r>
+              <w:rPr>
+                <w:rFonts w:ascii="Consolas" w:cs="Consolas" w:eastAsia="Consolas" w:hAnsi="Consolas"/>
+                <w:b/>
+                <w:bCs/>
+                <w:i w:val="false"/>
+                <w:iCs w:val="false"/>
+                <w:sz w:val="17"/>
+                <w:szCs w:val="17"/>
+              </w:rPr>
+              <w:t xml:space="preserve">LineItemMaster</w:t>
+            </w:r>
+            <w:r>
+              <w:rPr>
+                <w:b/>
+                <w:bCs/>
+                <w:i w:val="false"/>
+                <w:iCs w:val="false"/>
+              </w:rPr>
+              <w:t xml:space="preserve"> runs</w:t>
+            </w:r>
+          </w:p>
+        </w:tc>
+        <w:tc>
+          <w:tcPr>
+            <w:tcW w:type="dxa" w:w="4084"/>
+            <w:tcBorders>
+              <w:top w:val="single" w:color="D4D4D8" w:sz="2"/>
+              <w:left w:val="single" w:color="D4D4D8" w:sz="2"/>
+              <w:bottom w:val="single" w:color="D4D4D8" w:sz="2"/>
+              <w:right w:val="single" w:color="D4D4D8" w:sz="2"/>
+            </w:tcBorders>
+            <w:shd w:fill="EFEFF1" w:val="clear"/>
+            <w:tcMar>
+              <w:top w:type="dxa" w:w="60"/>
+              <w:left w:type="dxa" w:w="100"/>
+              <w:bottom w:type="dxa" w:w="60"/>
+              <w:right w:type="dxa" w:w="100"/>
+            </w:tcMar>
+          </w:tcPr>
+          <w:p>
+            <w:pPr>
+              <w:spacing w:after="0" w:before="0"/>
+            </w:pPr>
+            <w:r>
+              <w:rPr>
+                <w:b/>
+                <w:bCs/>
+                <w:i w:val="false"/>
+                <w:iCs w:val="false"/>
+              </w:rPr>
+              <w:t xml:space="preserve">the </w:t>
+            </w:r>
+            <w:r>
+              <w:rPr>
+                <w:rFonts w:ascii="Consolas" w:cs="Consolas" w:eastAsia="Consolas" w:hAnsi="Consolas"/>
+                <w:b/>
+                <w:bCs/>
+                <w:i w:val="false"/>
+                <w:iCs w:val="false"/>
+                <w:sz w:val="17"/>
+                <w:szCs w:val="17"/>
+              </w:rPr>
+              <w:t xml:space="preserve">OrderLinesMaster</w:t>
+            </w:r>
+            <w:r>
+              <w:rPr>
+                <w:b/>
+                <w:bCs/>
+                <w:i w:val="false"/>
+                <w:iCs w:val="false"/>
+              </w:rPr>
+              <w:t xml:space="preserve"> runs</w:t>
+            </w:r>
+          </w:p>
+        </w:tc>
+      </w:tr>
+      <w:tr>
+        <w:trPr>
+          <w:tblHeader w:val="off"/>
+        </w:trPr>
+        <w:tc>
+          <w:tcPr>
+            <w:tcW w:type="dxa" w:w="1194"/>
+            <w:tcBorders>
+              <w:top w:val="single" w:color="D4D4D8" w:sz="2"/>
+              <w:left w:val="single" w:color="D4D4D8" w:sz="2"/>
+              <w:bottom w:val="single" w:color="D4D4D8" w:sz="2"/>
+              <w:right w:val="single" w:color="D4D4D8" w:sz="2"/>
+            </w:tcBorders>
+            <w:tcMar>
+              <w:top w:type="dxa" w:w="60"/>
+              <w:left w:type="dxa" w:w="100"/>
+              <w:bottom w:type="dxa" w:w="60"/>
+              <w:right w:type="dxa" w:w="100"/>
+            </w:tcMar>
+          </w:tcPr>
+          <w:p>
+            <w:pPr>
+              <w:spacing w:after="0" w:before="0"/>
+            </w:pPr>
+            <w:r>
+              <w:rPr>
+                <w:i w:val="false"/>
+                <w:iCs w:val="false"/>
+              </w:rPr>
+              <w:t xml:space="preserve">revenue term</w:t>
+            </w:r>
+          </w:p>
+        </w:tc>
+        <w:tc>
+          <w:tcPr>
+            <w:tcW w:type="dxa" w:w="4082"/>
+            <w:tcBorders>
+              <w:top w:val="single" w:color="D4D4D8" w:sz="2"/>
+              <w:left w:val="single" w:color="D4D4D8" w:sz="2"/>
+              <w:bottom w:val="single" w:color="D4D4D8" w:sz="2"/>
+              <w:right w:val="single" w:color="D4D4D8" w:sz="2"/>
+            </w:tcBorders>
+            <w:tcMar>
+              <w:top w:type="dxa" w:w="60"/>
+              <w:left w:type="dxa" w:w="100"/>
+              <w:bottom w:type="dxa" w:w="60"/>
+              <w:right w:type="dxa" w:w="100"/>
+            </w:tcMar>
+          </w:tcPr>
+          <w:p>
+            <w:pPr>
+              <w:spacing w:after="0" w:before="0"/>
+            </w:pPr>
+            <w:r>
+              <w:rPr>
+                <w:rFonts w:ascii="Consolas" w:cs="Consolas" w:eastAsia="Consolas" w:hAnsi="Consolas"/>
+                <w:i w:val="false"/>
+                <w:iCs w:val="false"/>
+                <w:sz w:val="17"/>
+                <w:szCs w:val="17"/>
+              </w:rPr>
+              <w:t xml:space="preserve">item_gross_sales − item_discounts</w:t>
+            </w:r>
+          </w:p>
+        </w:tc>
+        <w:tc>
+          <w:tcPr>
+            <w:tcW w:type="dxa" w:w="4084"/>
+            <w:tcBorders>
+              <w:top w:val="single" w:color="D4D4D8" w:sz="2"/>
+              <w:left w:val="single" w:color="D4D4D8" w:sz="2"/>
+              <w:bottom w:val="single" w:color="D4D4D8" w:sz="2"/>
+              <w:right w:val="single" w:color="D4D4D8" w:sz="2"/>
+            </w:tcBorders>
+            <w:tcMar>
+              <w:top w:type="dxa" w:w="60"/>
+              <w:left w:type="dxa" w:w="100"/>
+              <w:bottom w:type="dxa" w:w="60"/>
+              <w:right w:type="dxa" w:w="100"/>
+            </w:tcMar>
+          </w:tcPr>
+          <w:p>
+            <w:pPr>
+              <w:spacing w:after="0" w:before="0"/>
+            </w:pPr>
+            <w:r>
+              <w:rPr>
+                <w:rFonts w:ascii="Consolas" w:cs="Consolas" w:eastAsia="Consolas" w:hAnsi="Consolas"/>
+                <w:i w:val="false"/>
+                <w:iCs w:val="false"/>
+                <w:sz w:val="17"/>
+                <w:szCs w:val="17"/>
+              </w:rPr>
+              <w:t xml:space="preserve">item_subtotal_price − item_discount</w:t>
+            </w:r>
+          </w:p>
+        </w:tc>
+      </w:tr>
+      <w:tr>
+        <w:trPr>
+          <w:tblHeader w:val="off"/>
+        </w:trPr>
+        <w:tc>
+          <w:tcPr>
+            <w:tcW w:type="dxa" w:w="1194"/>
+            <w:tcBorders>
+              <w:top w:val="single" w:color="D4D4D8" w:sz="2"/>
+              <w:left w:val="single" w:color="D4D4D8" w:sz="2"/>
+              <w:bottom w:val="single" w:color="D4D4D8" w:sz="2"/>
+              <w:right w:val="single" w:color="D4D4D8" w:sz="2"/>
+            </w:tcBorders>
+            <w:tcMar>
+              <w:top w:type="dxa" w:w="60"/>
+              <w:left w:type="dxa" w:w="100"/>
+              <w:bottom w:type="dxa" w:w="60"/>
+              <w:right w:type="dxa" w:w="100"/>
+            </w:tcMar>
+          </w:tcPr>
+          <w:p>
+            <w:pPr>
+              <w:spacing w:after="0" w:before="0"/>
+            </w:pPr>
+            <w:r>
+              <w:rPr>
+                <w:i w:val="false"/>
+                <w:iCs w:val="false"/>
+              </w:rPr>
+              <w:t xml:space="preserve">returns</w:t>
+            </w:r>
+          </w:p>
+        </w:tc>
+        <w:tc>
+          <w:tcPr>
+            <w:tcW w:type="dxa" w:w="4082"/>
+            <w:tcBorders>
+              <w:top w:val="single" w:color="D4D4D8" w:sz="2"/>
+              <w:left w:val="single" w:color="D4D4D8" w:sz="2"/>
+              <w:bottom w:val="single" w:color="D4D4D8" w:sz="2"/>
+              <w:right w:val="single" w:color="D4D4D8" w:sz="2"/>
+            </w:tcBorders>
+            <w:tcMar>
+              <w:top w:type="dxa" w:w="60"/>
+              <w:left w:type="dxa" w:w="100"/>
+              <w:bottom w:type="dxa" w:w="60"/>
+              <w:right w:type="dxa" w:w="100"/>
+            </w:tcMar>
+          </w:tcPr>
+          <w:p>
+            <w:pPr>
+              <w:spacing w:after="0" w:before="0"/>
+            </w:pPr>
+            <w:r>
+              <w:rPr>
+                <w:rFonts w:ascii="Consolas" w:cs="Consolas" w:eastAsia="Consolas" w:hAnsi="Consolas"/>
+                <w:i w:val="false"/>
+                <w:iCs w:val="false"/>
+                <w:sz w:val="17"/>
+                <w:szCs w:val="17"/>
+              </w:rPr>
+              <w:t xml:space="preserve">item_returns</w:t>
+            </w:r>
+            <w:r>
+              <w:rPr>
+                <w:i w:val="false"/>
+                <w:iCs w:val="false"/>
+              </w:rPr>
+              <w:t xml:space="preserve">, a column on the order row</w:t>
+            </w:r>
+          </w:p>
+        </w:tc>
+        <w:tc>
+          <w:tcPr>
+            <w:tcW w:type="dxa" w:w="4084"/>
+            <w:tcBorders>
+              <w:top w:val="single" w:color="D4D4D8" w:sz="2"/>
+              <w:left w:val="single" w:color="D4D4D8" w:sz="2"/>
+              <w:bottom w:val="single" w:color="D4D4D8" w:sz="2"/>
+              <w:right w:val="single" w:color="D4D4D8" w:sz="2"/>
+            </w:tcBorders>
+            <w:tcMar>
+              <w:top w:type="dxa" w:w="60"/>
+              <w:left w:type="dxa" w:w="100"/>
+              <w:bottom w:type="dxa" w:w="60"/>
+              <w:right w:type="dxa" w:w="100"/>
+            </w:tcMar>
+          </w:tcPr>
+          <w:p>
+            <w:pPr>
+              <w:spacing w:after="0" w:before="0"/>
+            </w:pPr>
+            <w:r>
+              <w:rPr>
+                <w:i w:val="false"/>
+                <w:iCs w:val="false"/>
+              </w:rPr>
+              <w:t xml:space="preserve">rows in </w:t>
+            </w:r>
+            <w:r>
+              <w:rPr>
+                <w:rFonts w:ascii="Consolas" w:cs="Consolas" w:eastAsia="Consolas" w:hAnsi="Consolas"/>
+                <w:i w:val="false"/>
+                <w:iCs w:val="false"/>
+                <w:sz w:val="17"/>
+                <w:szCs w:val="17"/>
+              </w:rPr>
+              <w:t xml:space="preserve">ReturnLinesMaster</w:t>
+            </w:r>
+          </w:p>
+        </w:tc>
+      </w:tr>
+      <w:tr>
+        <w:trPr>
+          <w:tblHeader w:val="off"/>
+        </w:trPr>
+        <w:tc>
+          <w:tcPr>
+            <w:tcW w:type="dxa" w:w="1194"/>
+            <w:tcBorders>
+              <w:top w:val="single" w:color="D4D4D8" w:sz="2"/>
+              <w:left w:val="single" w:color="D4D4D8" w:sz="2"/>
+              <w:bottom w:val="single" w:color="D4D4D8" w:sz="2"/>
+              <w:right w:val="single" w:color="D4D4D8" w:sz="2"/>
+            </w:tcBorders>
+            <w:tcMar>
+              <w:top w:type="dxa" w:w="60"/>
+              <w:left w:type="dxa" w:w="100"/>
+              <w:bottom w:type="dxa" w:w="60"/>
+              <w:right w:type="dxa" w:w="100"/>
+            </w:tcMar>
+          </w:tcPr>
+          <w:p>
+            <w:pPr>
+              <w:spacing w:after="0" w:before="0"/>
+            </w:pPr>
+            <w:r>
+              <w:rPr>
+                <w:i w:val="false"/>
+                <w:iCs w:val="false"/>
+              </w:rPr>
+              <w:t xml:space="preserve">exclusions</w:t>
+            </w:r>
+          </w:p>
+        </w:tc>
+        <w:tc>
+          <w:tcPr>
+            <w:tcW w:type="dxa" w:w="4082"/>
+            <w:tcBorders>
+              <w:top w:val="single" w:color="D4D4D8" w:sz="2"/>
+              <w:left w:val="single" w:color="D4D4D8" w:sz="2"/>
+              <w:bottom w:val="single" w:color="D4D4D8" w:sz="2"/>
+              <w:right w:val="single" w:color="D4D4D8" w:sz="2"/>
+            </w:tcBorders>
+            <w:tcMar>
+              <w:top w:type="dxa" w:w="60"/>
+              <w:left w:type="dxa" w:w="100"/>
+              <w:bottom w:type="dxa" w:w="60"/>
+              <w:right w:type="dxa" w:w="100"/>
+            </w:tcMar>
+          </w:tcPr>
+          <w:p>
+            <w:pPr>
+              <w:spacing w:after="0" w:before="0"/>
+            </w:pPr>
+            <w:r>
+              <w:rPr>
+                <w:i w:val="false"/>
+                <w:iCs w:val="false"/>
+              </w:rPr>
+              <w:t xml:space="preserve">none applied</w:t>
+            </w:r>
+          </w:p>
+        </w:tc>
+        <w:tc>
+          <w:tcPr>
+            <w:tcW w:type="dxa" w:w="4084"/>
+            <w:tcBorders>
+              <w:top w:val="single" w:color="D4D4D8" w:sz="2"/>
+              <w:left w:val="single" w:color="D4D4D8" w:sz="2"/>
+              <w:bottom w:val="single" w:color="D4D4D8" w:sz="2"/>
+              <w:right w:val="single" w:color="D4D4D8" w:sz="2"/>
+            </w:tcBorders>
+            <w:tcMar>
+              <w:top w:type="dxa" w:w="60"/>
+              <w:left w:type="dxa" w:w="100"/>
+              <w:bottom w:type="dxa" w:w="60"/>
+              <w:right w:type="dxa" w:w="100"/>
+            </w:tcMar>
+          </w:tcPr>
+          <w:p>
+            <w:pPr>
+              <w:spacing w:after="0" w:before="0"/>
+            </w:pPr>
+            <w:r>
+              <w:rPr>
+                <w:rFonts w:ascii="Consolas" w:cs="Consolas" w:eastAsia="Consolas" w:hAnsi="Consolas"/>
+                <w:i w:val="false"/>
+                <w:iCs w:val="false"/>
+                <w:sz w:val="17"/>
+                <w:szCs w:val="17"/>
+              </w:rPr>
+              <w:t xml:space="preserve">is_test = false</w:t>
+            </w:r>
+            <w:r>
+              <w:rPr>
+                <w:i w:val="false"/>
+                <w:iCs w:val="false"/>
+              </w:rPr>
+              <w:t xml:space="preserve">, </w:t>
+            </w:r>
+            <w:r>
+              <w:rPr>
+                <w:rFonts w:ascii="Consolas" w:cs="Consolas" w:eastAsia="Consolas" w:hAnsi="Consolas"/>
+                <w:i w:val="false"/>
+                <w:iCs w:val="false"/>
+                <w:sz w:val="17"/>
+                <w:szCs w:val="17"/>
+              </w:rPr>
+              <w:t xml:space="preserve">is_gift_card = false</w:t>
+            </w:r>
+          </w:p>
+        </w:tc>
+      </w:tr>
+    </w:tbl>
+    <w:p>
+      <w:pPr>
+        <w:spacing w:after="160"/>
+      </w:pPr>
+    </w:p>
+    <w:p>
+      <w:pPr>
+        <w:spacing w:after="140" w:before="0" w:line="276"/>
+      </w:pPr>
+      <w:r>
+        <w:rPr>
+          <w:i w:val="false"/>
+          <w:iCs w:val="false"/>
+        </w:rPr>
+        <w:t xml:space="preserve">Any of the three could produce a 1–4% offset, and we isolated none of them.</w:t>
+      </w:r>
+    </w:p>
+    <w:p>
+      <w:pPr>
+        <w:spacing w:after="140" w:before="0" w:line="276"/>
+      </w:pPr>
+      <w:r>
+        <w:rPr>
+          <w:b/>
+          <w:bCs/>
+          <w:i w:val="false"/>
+          <w:iCs w:val="false"/>
+        </w:rPr>
+        <w:t xml:space="preserve">The returns difference is the better suspect, and not the exclusions.</w:t>
+      </w:r>
+      <w:r>
+        <w:rPr>
+          <w:i w:val="false"/>
+          <w:iCs w:val="false"/>
+        </w:rPr>
+        <w:t xml:space="preserve"> A return carried as a column on the order row dates to the </w:t>
+      </w:r>
+      <w:r>
+        <w:rPr>
+          <w:i/>
+          <w:iCs/>
+        </w:rPr>
+        <w:t xml:space="preserve">order's</w:t>
+      </w:r>
+      <w:r>
+        <w:rPr>
+          <w:i w:val="false"/>
+          <w:iCs w:val="false"/>
+        </w:rPr>
+        <w:t xml:space="preserve"> month; a </w:t>
       </w:r>
       <w:r>
         <w:rPr>
@@ -1511,14 +2085,28 @@
           <w:sz w:val="17"/>
           <w:szCs w:val="17"/>
         </w:rPr>
-        <w:t xml:space="preserve">is_test</w:t>
-      </w:r>
-      <w:r>
-        <w:rPr>
-          <w:i w:val="false"/>
-          <w:iCs w:val="false"/>
-        </w:rPr>
-        <w:t xml:space="preserve"> and </w:t>
+        <w:t xml:space="preserve">ReturnLinesMaster</w:t>
+      </w:r>
+      <w:r>
+        <w:rPr>
+          <w:i w:val="false"/>
+          <w:iCs w:val="false"/>
+        </w:rPr>
+        <w:t xml:space="preserve"> row dates to the </w:t>
+      </w:r>
+      <w:r>
+        <w:rPr>
+          <w:i/>
+          <w:iCs/>
+        </w:rPr>
+        <w:t xml:space="preserve">return's</w:t>
+      </w:r>
+      <w:r>
+        <w:rPr>
+          <w:i w:val="false"/>
+          <w:iCs w:val="false"/>
+        </w:rPr>
+        <w:t xml:space="preserve"> month. That shifts revenue between month indices rather than changing the total — which fits the error we saw, smallest at M0 (+1.17%) and growing to 3.73% further out. A flat </w:t>
       </w:r>
       <w:r>
         <w:rPr>
@@ -1528,14 +2116,14 @@
           <w:sz w:val="17"/>
           <w:szCs w:val="17"/>
         </w:rPr>
-        <w:t xml:space="preserve">is_gift_card</w:t>
-      </w:r>
-      <w:r>
-        <w:rPr>
-          <w:i w:val="false"/>
-          <w:iCs w:val="false"/>
-        </w:rPr>
-        <w:t xml:space="preserve"> exclusions that </w:t>
+        <w:t xml:space="preserve">is_test</w:t>
+      </w:r>
+      <w:r>
+        <w:rPr>
+          <w:i w:val="false"/>
+          <w:iCs w:val="false"/>
+        </w:rPr>
+        <w:t xml:space="preserve"> / </w:t>
       </w:r>
       <w:r>
         <w:rPr>
@@ -1545,129 +2133,14 @@
           <w:sz w:val="17"/>
           <w:szCs w:val="17"/>
         </w:rPr>
-        <w:t xml:space="preserve">LineItemMaster</w:t>
-      </w:r>
-      <w:r>
-        <w:rPr>
-          <w:i w:val="false"/>
-          <w:iCs w:val="false"/>
-        </w:rPr>
-        <w:t xml:space="preserve"> does not surface the same way, and those account for most of the difference.</w:t>
-      </w:r>
-    </w:p>
-    <w:p>
-      <w:pPr>
-        <w:spacing w:after="140" w:before="0" w:line="276"/>
-      </w:pPr>
-      <w:r>
-        <w:rPr>
-          <w:b/>
-          <w:bCs/>
-          <w:i w:val="false"/>
-          <w:iCs w:val="false"/>
-        </w:rPr>
-        <w:t xml:space="preserve">A second finding fell out of the same comparison: the published dashboard is already net of returns.</w:t>
-      </w:r>
-    </w:p>
-    <w:p>
-      <w:pPr>
-        <w:shd w:fill="F4F4F5" w:val="clear"/>
-        <w:spacing w:after="0" w:before="0" w:line="240"/>
-      </w:pPr>
-      <w:r>
-        <w:rPr>
-          <w:rFonts w:ascii="Consolas" w:cs="Consolas" w:eastAsia="Consolas" w:hAnsi="Consolas"/>
-          <w:sz w:val="16"/>
-          <w:szCs w:val="16"/>
-        </w:rPr>
-        <w:t xml:space="preserve">published March M0 total            1,093,954</w:t>
-      </w:r>
-    </w:p>
-    <w:p>
-      <w:pPr>
-        <w:shd w:fill="F4F4F5" w:val="clear"/>
-        <w:spacing w:after="0" w:before="0" w:line="240"/>
-      </w:pPr>
-      <w:r>
-        <w:rPr>
-          <w:rFonts w:ascii="Consolas" w:cs="Consolas" w:eastAsia="Consolas" w:hAnsi="Consolas"/>
-          <w:sz w:val="16"/>
-          <w:szCs w:val="16"/>
-        </w:rPr>
-        <w:t xml:space="preserve">ours, net of returns                1,093,509    −0.04%</w:t>
-      </w:r>
-    </w:p>
-    <w:p>
-      <w:pPr>
-        <w:shd w:fill="F4F4F5" w:val="clear"/>
-        <w:spacing w:after="0" w:before="0" w:line="240"/>
-      </w:pPr>
-      <w:r>
-        <w:rPr>
-          <w:rFonts w:ascii="Consolas" w:cs="Consolas" w:eastAsia="Consolas" w:hAnsi="Consolas"/>
-          <w:sz w:val="16"/>
-          <w:szCs w:val="16"/>
-        </w:rPr>
-        <w:t xml:space="preserve">ours, orders only                   1,109,523    +1.42%</w:t>
-      </w:r>
-    </w:p>
-    <w:p>
-      <w:pPr>
-        <w:spacing w:after="120"/>
-      </w:pPr>
-    </w:p>
-    <w:p>
-      <w:pPr>
-        <w:spacing w:after="140" w:before="0" w:line="276"/>
-      </w:pPr>
-      <w:r>
-        <w:rPr>
-          <w:i w:val="false"/>
-          <w:iCs w:val="false"/>
-        </w:rPr>
-        <w:t xml:space="preserve">Our early "orders only" runs were the deviation, not the baseline. Returns were never optional.</w:t>
-      </w:r>
-    </w:p>
-    <w:p>
-      <w:pPr>
-        <w:spacing w:after="140" w:before="0" w:line="276"/>
-      </w:pPr>
-      <w:r>
-        <w:rPr>
-          <w:b/>
-          <w:bCs/>
-          <w:i w:val="false"/>
-          <w:iCs w:val="false"/>
-        </w:rPr>
-        <w:t xml:space="preserve">Both the Before and After numbers in this document use </w:t>
-      </w:r>
-      <w:r>
-        <w:rPr>
-          <w:rFonts w:ascii="Consolas" w:cs="Consolas" w:eastAsia="Consolas" w:hAnsi="Consolas"/>
-          <w:b/>
-          <w:bCs/>
-          <w:i w:val="false"/>
-          <w:iCs w:val="false"/>
-          <w:sz w:val="17"/>
-          <w:szCs w:val="17"/>
-        </w:rPr>
-        <w:t xml:space="preserve">OrderLinesMaster + ReturnLinesMaster</w:t>
-      </w:r>
-      <w:r>
-        <w:rPr>
-          <w:b/>
-          <w:bCs/>
-          <w:i w:val="false"/>
-          <w:iCs w:val="false"/>
-        </w:rPr>
-        <w:t xml:space="preserve">, net of returns.</w:t>
-      </w:r>
-      <w:r>
-        <w:rPr>
-          <w:i w:val="false"/>
-          <w:iCs w:val="false"/>
-        </w:rPr>
-        <w:t xml:space="preserve"> If the After logic is implemented, it should use the same.</w:t>
+        <w:t xml:space="preserve">is_gift_card</w:t>
+      </w:r>
+      <w:r>
+        <w:rPr>
+          <w:i w:val="false"/>
+          <w:iCs w:val="false"/>
+        </w:rPr>
+        <w:t xml:space="preserve"> exclusion would remove a roughly constant slice at every month index, so it does not fit a drift. This is reasoning from the shape of the error, not a measurement: treat it as the first thing to test, not as the answer.</w:t>
       </w:r>
     </w:p>
     <w:p>
@@ -1680,6 +2153,257 @@
       </w:pPr>
       <w:r>
         <w:rPr>
+          <w:b/>
+          <w:bCs/>
+          <w:i w:val="false"/>
+          <w:iCs w:val="false"/>
+          <w:color w:val="52525B"/>
+          <w:sz w:val="19"/>
+          <w:szCs w:val="19"/>
+        </w:rPr>
+        <w:t xml:space="preserve">Correction.</w:t>
+      </w:r>
+      <w:r>
+        <w:rPr>
+          <w:i w:val="false"/>
+          <w:iCs w:val="false"/>
+          <w:color w:val="52525B"/>
+          <w:sz w:val="19"/>
+          <w:szCs w:val="19"/>
+        </w:rPr>
+        <w:t xml:space="preserve"> An earlier version of this document said </w:t>
+      </w:r>
+      <w:r>
+        <w:rPr>
+          <w:rFonts w:ascii="Consolas" w:cs="Consolas" w:eastAsia="Consolas" w:hAnsi="Consolas"/>
+          <w:i w:val="false"/>
+          <w:iCs w:val="false"/>
+          <w:color w:val="52525B"/>
+          <w:sz w:val="17"/>
+          <w:szCs w:val="17"/>
+        </w:rPr>
+        <w:t xml:space="preserve">OrderLinesMaster</w:t>
+      </w:r>
+      <w:r>
+        <w:rPr>
+          <w:i w:val="false"/>
+          <w:iCs w:val="false"/>
+          <w:color w:val="52525B"/>
+          <w:sz w:val="19"/>
+          <w:szCs w:val="19"/>
+        </w:rPr>
+        <w:t xml:space="preserve"> applies </w:t>
+      </w:r>
+      <w:r>
+        <w:rPr>
+          <w:rFonts w:ascii="Consolas" w:cs="Consolas" w:eastAsia="Consolas" w:hAnsi="Consolas"/>
+          <w:i w:val="false"/>
+          <w:iCs w:val="false"/>
+          <w:color w:val="52525B"/>
+          <w:sz w:val="17"/>
+          <w:szCs w:val="17"/>
+        </w:rPr>
+        <w:t xml:space="preserve">is_test</w:t>
+      </w:r>
+      <w:r>
+        <w:rPr>
+          <w:i w:val="false"/>
+          <w:iCs w:val="false"/>
+          <w:color w:val="52525B"/>
+          <w:sz w:val="19"/>
+          <w:szCs w:val="19"/>
+        </w:rPr>
+        <w:t xml:space="preserve"> and </w:t>
+      </w:r>
+      <w:r>
+        <w:rPr>
+          <w:rFonts w:ascii="Consolas" w:cs="Consolas" w:eastAsia="Consolas" w:hAnsi="Consolas"/>
+          <w:i w:val="false"/>
+          <w:iCs w:val="false"/>
+          <w:color w:val="52525B"/>
+          <w:sz w:val="17"/>
+          <w:szCs w:val="17"/>
+        </w:rPr>
+        <w:t xml:space="preserve">is_gift_card</w:t>
+      </w:r>
+      <w:r>
+        <w:rPr>
+          <w:i w:val="false"/>
+          <w:iCs w:val="false"/>
+          <w:color w:val="52525B"/>
+          <w:sz w:val="19"/>
+          <w:szCs w:val="19"/>
+        </w:rPr>
+        <w:t xml:space="preserve"> exclusions that </w:t>
+      </w:r>
+      <w:r>
+        <w:rPr>
+          <w:rFonts w:ascii="Consolas" w:cs="Consolas" w:eastAsia="Consolas" w:hAnsi="Consolas"/>
+          <w:i w:val="false"/>
+          <w:iCs w:val="false"/>
+          <w:color w:val="52525B"/>
+          <w:sz w:val="17"/>
+          <w:szCs w:val="17"/>
+        </w:rPr>
+        <w:t xml:space="preserve">LineItemMaster</w:t>
+      </w:r>
+      <w:r>
+        <w:rPr>
+          <w:i w:val="false"/>
+          <w:iCs w:val="false"/>
+          <w:color w:val="52525B"/>
+          <w:sz w:val="19"/>
+          <w:szCs w:val="19"/>
+        </w:rPr>
+        <w:t xml:space="preserve"> "does not surface the same way, and those account for most of the difference." That was an inference I inserted to make a measured gap feel explained. It is not supported: I never read either model's SQL, and our own </w:t>
+      </w:r>
+      <w:r>
+        <w:rPr>
+          <w:rFonts w:ascii="Consolas" w:cs="Consolas" w:eastAsia="Consolas" w:hAnsi="Consolas"/>
+          <w:i w:val="false"/>
+          <w:iCs w:val="false"/>
+          <w:color w:val="52525B"/>
+          <w:sz w:val="17"/>
+          <w:szCs w:val="17"/>
+        </w:rPr>
+        <w:t xml:space="preserve">LineItemMaster</w:t>
+      </w:r>
+      <w:r>
+        <w:rPr>
+          <w:i w:val="false"/>
+          <w:iCs w:val="false"/>
+          <w:color w:val="52525B"/>
+          <w:sz w:val="19"/>
+          <w:szCs w:val="19"/>
+        </w:rPr>
+        <w:t xml:space="preserve"> queries simply never applied those filters — which says what we did, not what the table offers.</w:t>
+      </w:r>
+    </w:p>
+    <w:p>
+      <w:pPr>
+        <w:spacing w:after="140" w:before="0" w:line="276"/>
+      </w:pPr>
+      <w:r>
+        <w:rPr>
+          <w:b/>
+          <w:bCs/>
+          <w:i w:val="false"/>
+          <w:iCs w:val="false"/>
+        </w:rPr>
+        <w:t xml:space="preserve">A second finding fell out of the same comparison, and this one is measured: the published dashboard is already net of returns.</w:t>
+      </w:r>
+    </w:p>
+    <w:p>
+      <w:pPr>
+        <w:shd w:fill="F4F4F5" w:val="clear"/>
+        <w:spacing w:after="0" w:before="0" w:line="240"/>
+      </w:pPr>
+      <w:r>
+        <w:rPr>
+          <w:rFonts w:ascii="Consolas" w:cs="Consolas" w:eastAsia="Consolas" w:hAnsi="Consolas"/>
+          <w:sz w:val="16"/>
+          <w:szCs w:val="16"/>
+        </w:rPr>
+        <w:t xml:space="preserve">published March M0 total            1,093,954</w:t>
+      </w:r>
+    </w:p>
+    <w:p>
+      <w:pPr>
+        <w:shd w:fill="F4F4F5" w:val="clear"/>
+        <w:spacing w:after="0" w:before="0" w:line="240"/>
+      </w:pPr>
+      <w:r>
+        <w:rPr>
+          <w:rFonts w:ascii="Consolas" w:cs="Consolas" w:eastAsia="Consolas" w:hAnsi="Consolas"/>
+          <w:sz w:val="16"/>
+          <w:szCs w:val="16"/>
+        </w:rPr>
+        <w:t xml:space="preserve">ours, net of returns                1,093,509    −0.04%</w:t>
+      </w:r>
+    </w:p>
+    <w:p>
+      <w:pPr>
+        <w:shd w:fill="F4F4F5" w:val="clear"/>
+        <w:spacing w:after="0" w:before="0" w:line="240"/>
+      </w:pPr>
+      <w:r>
+        <w:rPr>
+          <w:rFonts w:ascii="Consolas" w:cs="Consolas" w:eastAsia="Consolas" w:hAnsi="Consolas"/>
+          <w:sz w:val="16"/>
+          <w:szCs w:val="16"/>
+        </w:rPr>
+        <w:t xml:space="preserve">ours, orders only                   1,109,523    +1.42%</w:t>
+      </w:r>
+    </w:p>
+    <w:p>
+      <w:pPr>
+        <w:spacing w:after="120"/>
+      </w:pPr>
+    </w:p>
+    <w:p>
+      <w:pPr>
+        <w:spacing w:after="140" w:before="0" w:line="276"/>
+      </w:pPr>
+      <w:r>
+        <w:rPr>
+          <w:i w:val="false"/>
+          <w:iCs w:val="false"/>
+        </w:rPr>
+        <w:t xml:space="preserve">Our early "orders only" runs were the deviation, not the baseline. Returns were never optional.</w:t>
+      </w:r>
+    </w:p>
+    <w:p>
+      <w:pPr>
+        <w:spacing w:after="140" w:before="0" w:line="276"/>
+      </w:pPr>
+      <w:r>
+        <w:rPr>
+          <w:b/>
+          <w:bCs/>
+          <w:i w:val="false"/>
+          <w:iCs w:val="false"/>
+        </w:rPr>
+        <w:t xml:space="preserve">Both the Before and After numbers in this document use </w:t>
+      </w:r>
+      <w:r>
+        <w:rPr>
+          <w:rFonts w:ascii="Consolas" w:cs="Consolas" w:eastAsia="Consolas" w:hAnsi="Consolas"/>
+          <w:b/>
+          <w:bCs/>
+          <w:i w:val="false"/>
+          <w:iCs w:val="false"/>
+          <w:sz w:val="17"/>
+          <w:szCs w:val="17"/>
+        </w:rPr>
+        <w:t xml:space="preserve">OrderLinesMaster + ReturnLinesMaster</w:t>
+      </w:r>
+      <w:r>
+        <w:rPr>
+          <w:b/>
+          <w:bCs/>
+          <w:i w:val="false"/>
+          <w:iCs w:val="false"/>
+        </w:rPr>
+        <w:t xml:space="preserve">, net of returns.</w:t>
+      </w:r>
+      <w:r>
+        <w:rPr>
+          <w:i w:val="false"/>
+          <w:iCs w:val="false"/>
+        </w:rPr>
+        <w:t xml:space="preserve"> If the After logic is implemented, it should use the same.</w:t>
+      </w:r>
+    </w:p>
+    <w:p>
+      <w:pPr>
+        <w:pBdr>
+          <w:left w:val="single" w:color="A1A1AA" w:sz="12" w:space="8"/>
+        </w:pBdr>
+        <w:spacing w:after="160" w:before="60" w:line="264"/>
+        <w:ind w:left="360"/>
+      </w:pPr>
+      <w:r>
+        <w:rPr>
           <w:i/>
           <w:iCs/>
           <w:color w:val="52525B"/>
@@ -1696,7 +2420,7 @@
           <w:sz w:val="19"/>
           <w:szCs w:val="19"/>
         </w:rPr>
-        <w:t xml:space="preserve"> we never read </w:t>
+        <w:t xml:space="preserve"> we never read either model's SQL, nor built the line-by-line bridge the brief asks for. To close this properly, rebuild the same measure from </w:t>
       </w:r>
       <w:r>
         <w:rPr>
@@ -1717,7 +2441,29 @@
           <w:sz w:val="19"/>
           <w:szCs w:val="19"/>
         </w:rPr>
-        <w:t xml:space="preserve">'s model SQL to confirm exactly how it unions </w:t>
+        <w:t xml:space="preserve"> changing </w:t>
+      </w:r>
+      <w:r>
+        <w:rPr>
+          <w:b/>
+          <w:bCs/>
+          <w:i w:val="false"/>
+          <w:iCs w:val="false"/>
+          <w:color w:val="52525B"/>
+          <w:sz w:val="19"/>
+          <w:szCs w:val="19"/>
+        </w:rPr>
+        <w:t xml:space="preserve">one</w:t>
+      </w:r>
+      <w:r>
+        <w:rPr>
+          <w:i w:val="false"/>
+          <w:iCs w:val="false"/>
+          <w:color w:val="52525B"/>
+          <w:sz w:val="19"/>
+          <w:szCs w:val="19"/>
+        </w:rPr>
+        <w:t xml:space="preserve"> thing at a time — first add the </w:t>
       </w:r>
       <w:r>
         <w:rPr>
@@ -1728,7 +2474,7 @@
           <w:sz w:val="17"/>
           <w:szCs w:val="17"/>
         </w:rPr>
-        <w:t xml:space="preserve">OrderLinesMaster</w:t>
+        <w:t xml:space="preserve">is_test</w:t>
       </w:r>
       <w:r>
         <w:rPr>
@@ -1749,7 +2495,7 @@
           <w:sz w:val="17"/>
           <w:szCs w:val="17"/>
         </w:rPr>
-        <w:t xml:space="preserve">ReturnLinesMaster</w:t>
+        <w:t xml:space="preserve">is_gift_card</w:t>
       </w:r>
       <w:r>
         <w:rPr>
@@ -1759,7 +2505,28 @@
           <w:sz w:val="19"/>
           <w:szCs w:val="19"/>
         </w:rPr>
-        <w:t xml:space="preserve">, nor built the line-by-line bridge the brief asks for. See §11.</w:t>
+        <w:t xml:space="preserve"> filters, then swap the returns source — and see which step moves the number. </w:t>
+      </w:r>
+      <w:r>
+        <w:rPr>
+          <w:rFonts w:ascii="Consolas" w:cs="Consolas" w:eastAsia="Consolas" w:hAnsi="Consolas"/>
+          <w:i w:val="false"/>
+          <w:iCs w:val="false"/>
+          <w:color w:val="52525B"/>
+          <w:sz w:val="17"/>
+          <w:szCs w:val="17"/>
+        </w:rPr>
+        <w:t xml:space="preserve">sql/03_source_table_check.sql</w:t>
+      </w:r>
+      <w:r>
+        <w:rPr>
+          <w:i w:val="false"/>
+          <w:iCs w:val="false"/>
+          <w:color w:val="52525B"/>
+          <w:sz w:val="19"/>
+          <w:szCs w:val="19"/>
+        </w:rPr>
+        <w:t xml:space="preserve"> is the starting point, not that experiment. See §11.</w:t>
       </w:r>
     </w:p>
     <w:p>
@@ -11362,41 +12129,7 @@
           <w:i w:val="false"/>
           <w:iCs w:val="false"/>
         </w:rPr>
-        <w:t xml:space="preserve"> in this document. We know the size of the gap (3.73% vs 0.20% against the published dashboard) and the most likely cause (</w:t>
-      </w:r>
-      <w:r>
-        <w:rPr>
-          <w:rFonts w:ascii="Consolas" w:cs="Consolas" w:eastAsia="Consolas" w:hAnsi="Consolas"/>
-          <w:i w:val="false"/>
-          <w:iCs w:val="false"/>
-          <w:sz w:val="17"/>
-          <w:szCs w:val="17"/>
-        </w:rPr>
-        <w:t xml:space="preserve">is_test</w:t>
-      </w:r>
-      <w:r>
-        <w:rPr>
-          <w:i w:val="false"/>
-          <w:iCs w:val="false"/>
-        </w:rPr>
-        <w:t xml:space="preserve"> / </w:t>
-      </w:r>
-      <w:r>
-        <w:rPr>
-          <w:rFonts w:ascii="Consolas" w:cs="Consolas" w:eastAsia="Consolas" w:hAnsi="Consolas"/>
-          <w:i w:val="false"/>
-          <w:iCs w:val="false"/>
-          <w:sz w:val="17"/>
-          <w:szCs w:val="17"/>
-        </w:rPr>
-        <w:t xml:space="preserve">is_gift_card</w:t>
-      </w:r>
-      <w:r>
-        <w:rPr>
-          <w:i w:val="false"/>
-          <w:iCs w:val="false"/>
-        </w:rPr>
-        <w:t xml:space="preserve">), but not the line-by-line attribution.</w:t>
+        <w:t xml:space="preserve"> in this document. We know the size of the gap (3.73% vs 0.20% against the published dashboard) and we know three candidate causes, but we isolated none of them — see the correction in §3, which replaced an unsupported explanation I had given for it.</w:t>
       </w:r>
     </w:p>
     <w:p>
